--- a/templates/template_report.docx
+++ b/templates/template_report.docx
@@ -553,6 +553,9 @@
           <w:szCs w:val="24"/>
         </w:rPr>
       </w:pPr>
+      <w:r>
+        <w:t>{{EVENT_TREES_SECTION}}</w:t>
+      </w:r>
     </w:p>
     <w:p>
       <w:pPr>

--- a/templates/template_report.docx
+++ b/templates/template_report.docx
@@ -786,20 +786,8 @@
       </w:pPr>
     </w:p>
     <w:p>
-      <w:pPr>
-        <w:rPr>
-          <w:rFonts w:ascii="Times New Roman" w:hAnsi="Times New Roman" w:cs="Times New Roman"/>
-          <w:sz w:val="24"/>
-          <w:szCs w:val="24"/>
-        </w:rPr>
-      </w:pPr>
-      <w:r>
-        <w:rPr>
-          <w:rFonts w:ascii="Times New Roman" w:hAnsi="Times New Roman" w:cs="Times New Roman"/>
-          <w:sz w:val="24"/>
-          <w:szCs w:val="24"/>
-        </w:rPr>
-        <w:t>{{MAX_DAMAGE_BY_COMPONENT_SECTION}}</w:t>
+      <w:r>
+        <w:t>{{COMPONENT_RISK_SUMMARY_TABLE}}</w:t>
       </w:r>
     </w:p>
     <w:p>
@@ -810,6 +798,14 @@
           <w:szCs w:val="24"/>
         </w:rPr>
       </w:pPr>
+      <w:r>
+        <w:rPr>
+          <w:rFonts w:ascii="Times New Roman" w:hAnsi="Times New Roman" w:cs="Times New Roman"/>
+          <w:sz w:val="24"/>
+          <w:szCs w:val="24"/>
+        </w:rPr>
+        <w:t>{{MAX_DAMAGE_BY_COMPONENT_SECTION}}</w:t>
+      </w:r>
     </w:p>
     <w:p>
       <w:pPr>
@@ -819,14 +815,6 @@
           <w:szCs w:val="24"/>
         </w:rPr>
       </w:pPr>
-      <w:r>
-        <w:rPr>
-          <w:rFonts w:ascii="Times New Roman" w:hAnsi="Times New Roman" w:cs="Times New Roman"/>
-          <w:sz w:val="24"/>
-          <w:szCs w:val="24"/>
-        </w:rPr>
-        <w:t>{{FN_CHART}}</w:t>
-      </w:r>
     </w:p>
     <w:p>
       <w:pPr>
@@ -842,7 +830,7 @@
           <w:sz w:val="24"/>
           <w:szCs w:val="24"/>
         </w:rPr>
-        <w:t>{{FG_CHART}}</w:t>
+        <w:t>{{FN_CHART}}</w:t>
       </w:r>
     </w:p>
     <w:p>
@@ -853,6 +841,14 @@
           <w:szCs w:val="24"/>
         </w:rPr>
       </w:pPr>
+      <w:r>
+        <w:rPr>
+          <w:rFonts w:ascii="Times New Roman" w:hAnsi="Times New Roman" w:cs="Times New Roman"/>
+          <w:sz w:val="24"/>
+          <w:szCs w:val="24"/>
+        </w:rPr>
+        <w:t>{{FG_CHART}}</w:t>
+      </w:r>
     </w:p>
     <w:p>
       <w:pPr>
@@ -862,14 +858,6 @@
           <w:szCs w:val="24"/>
         </w:rPr>
       </w:pPr>
-      <w:r>
-        <w:rPr>
-          <w:rFonts w:ascii="Times New Roman" w:hAnsi="Times New Roman" w:cs="Times New Roman"/>
-          <w:sz w:val="24"/>
-          <w:szCs w:val="24"/>
-        </w:rPr>
-        <w:t xml:space="preserve">{{PARETO_FATALITIES_CHART}} </w:t>
-      </w:r>
     </w:p>
     <w:p>
       <w:pPr>
@@ -885,7 +873,7 @@
           <w:sz w:val="24"/>
           <w:szCs w:val="24"/>
         </w:rPr>
-        <w:t>{{PARETO_INJURED_CHART}}</w:t>
+        <w:t xml:space="preserve">{{PARETO_FATALITIES_CHART}} </w:t>
       </w:r>
     </w:p>
     <w:p>
@@ -896,6 +884,14 @@
           <w:szCs w:val="24"/>
         </w:rPr>
       </w:pPr>
+      <w:r>
+        <w:rPr>
+          <w:rFonts w:ascii="Times New Roman" w:hAnsi="Times New Roman" w:cs="Times New Roman"/>
+          <w:sz w:val="24"/>
+          <w:szCs w:val="24"/>
+        </w:rPr>
+        <w:t>{{PARETO_INJURED_CHART}}</w:t>
+      </w:r>
     </w:p>
     <w:p>
       <w:pPr>
@@ -914,14 +910,6 @@
           <w:szCs w:val="24"/>
         </w:rPr>
       </w:pPr>
-      <w:r>
-        <w:rPr>
-          <w:rFonts w:ascii="Times New Roman" w:hAnsi="Times New Roman" w:cs="Times New Roman"/>
-          <w:sz w:val="24"/>
-          <w:szCs w:val="24"/>
-        </w:rPr>
-        <w:t>{{PARETO_DAMAGE_CHART}}</w:t>
-      </w:r>
     </w:p>
     <w:p>
       <w:pPr>
@@ -931,6 +919,14 @@
           <w:szCs w:val="24"/>
         </w:rPr>
       </w:pPr>
+      <w:r>
+        <w:rPr>
+          <w:rFonts w:ascii="Times New Roman" w:hAnsi="Times New Roman" w:cs="Times New Roman"/>
+          <w:sz w:val="24"/>
+          <w:szCs w:val="24"/>
+        </w:rPr>
+        <w:t>{{PARETO_DAMAGE_CHART}}</w:t>
+      </w:r>
     </w:p>
     <w:p>
       <w:pPr>
@@ -940,14 +936,6 @@
           <w:szCs w:val="24"/>
         </w:rPr>
       </w:pPr>
-      <w:r>
-        <w:rPr>
-          <w:rFonts w:ascii="Times New Roman" w:hAnsi="Times New Roman" w:cs="Times New Roman"/>
-          <w:sz w:val="24"/>
-          <w:szCs w:val="24"/>
-        </w:rPr>
-        <w:t>{{PARETO_ENV_DAMAGE_CHART}}</w:t>
-      </w:r>
     </w:p>
     <w:p>
       <w:pPr>
@@ -957,6 +945,14 @@
           <w:szCs w:val="24"/>
         </w:rPr>
       </w:pPr>
+      <w:r>
+        <w:rPr>
+          <w:rFonts w:ascii="Times New Roman" w:hAnsi="Times New Roman" w:cs="Times New Roman"/>
+          <w:sz w:val="24"/>
+          <w:szCs w:val="24"/>
+        </w:rPr>
+        <w:t>{{PARETO_ENV_DAMAGE_CHART}}</w:t>
+      </w:r>
     </w:p>
     <w:p>
       <w:pPr>
@@ -966,14 +962,6 @@
           <w:szCs w:val="24"/>
         </w:rPr>
       </w:pPr>
-      <w:r>
-        <w:rPr>
-          <w:rFonts w:ascii="Times New Roman" w:hAnsi="Times New Roman" w:cs="Times New Roman"/>
-          <w:sz w:val="24"/>
-          <w:szCs w:val="24"/>
-        </w:rPr>
-        <w:t>{{DAMAGE_BY_COMPONENT_CHART}}</w:t>
-      </w:r>
     </w:p>
     <w:p>
       <w:pPr>
@@ -983,6 +971,28 @@
           <w:szCs w:val="24"/>
         </w:rPr>
       </w:pPr>
+      <w:r>
+        <w:rPr>
+          <w:rFonts w:ascii="Times New Roman" w:hAnsi="Times New Roman" w:cs="Times New Roman"/>
+          <w:sz w:val="24"/>
+          <w:szCs w:val="24"/>
+        </w:rPr>
+        <w:t>{{DAMAGE_BY_COMPONENT_CHART}}</w:t>
+      </w:r>
+    </w:p>
+    <w:p>
+      <w:pPr>
+        <w:rPr>
+          <w:rFonts w:ascii="Times New Roman" w:hAnsi="Times New Roman" w:cs="Times New Roman"/>
+          <w:sz w:val="24"/>
+          <w:szCs w:val="24"/>
+        </w:rPr>
+      </w:pPr>
+    </w:p>
+    <w:p>
+      <w:r>
+        <w:t>{{MAX_IMPACT_ZONES_BY_COMPONENT_CHART}}</w:t>
+      </w:r>
     </w:p>
     <w:p>
       <w:pPr>

--- a/templates/template_report.docx
+++ b/templates/template_report.docx
@@ -3359,9 +3359,24 @@
         </w:rPr>
       </w:pPr>
     </w:p>
+    <w:p>
+      <w:pPr>
+        <w:sectPr>
+          <w:pgSz w:w="12240" w:h="15840"/>
+          <w:pgMar w:top="1440" w:right="1800" w:bottom="1440" w:left="1800" w:header="720" w:footer="720" w:gutter="0"/>
+          <w:cols w:space="720"/>
+          <w:docGrid w:linePitch="360"/>
+        </w:sectPr>
+      </w:pPr>
+    </w:p>
+    <w:p>
+      <w:r>
+        <w:t>{{COMPONENT_INPUTS_ASSUMPTIONS_SECTION}}</w:t>
+      </w:r>
+    </w:p>
     <w:sectPr>
-      <w:pgSz w:w="12240" w:h="15840"/>
-      <w:pgMar w:top="1440" w:right="1800" w:bottom="1440" w:left="1800" w:header="720" w:footer="720" w:gutter="0"/>
+      <w:pgSz w:w="15840" w:h="12240" w:orient="landscape"/>
+      <w:pgMar w:top="850" w:right="850" w:bottom="850" w:left="850" w:header="720" w:footer="720" w:gutter="0"/>
       <w:cols w:space="720"/>
       <w:docGrid w:linePitch="360"/>
     </w:sectPr>
